--- a/atelier/atelier_199 (1).docx
+++ b/atelier/atelier_199 (1).docx
@@ -474,7 +474,7 @@
                 <w:b w:val="false"/>
                 <w:bCs w:val="false"/>
               </w:rPr>
-              <w:t xml:space="preserve">Merges sur rouge bloqués (#196, #198)</w:t>
+              <w:t xml:space="preserve">Merges sur rouge bloqués</w:t>
             </w:r>
           </w:p>
         </w:tc>
@@ -493,7 +493,7 @@
         <w:spacing w:after="120"/>
       </w:pPr>
       <w:r>
-        <w:t xml:space="preserve">Les merges sur rouge sont bloqués (#196, #198), ce qui élimine une grande cause de séries. Mais il reste des séries dues à d’autres mécanismes, et pour les traiter, il faut les comprendre. Une distinction clé : une série est-elle due à UNE MÊME cause (on s’acharne sur un problème qu’on ne résout pas — chaque tentative échoue sur le même obstacle) ou à des CAUSES DIFFÉRENTES (chaque fix en casse une autre — on joue aux dominos) ? Ces deux types de séries appellent des réponses opposées. Le sujet de cet atelier est d’analyser les séries de la squad pour distinguer ces deux patterns et traiter la bonne racine. On comprend le mécanisme des séries restantes pour les casser efficacement, plutôt que de s’y enliser.</w:t>
+        <w:t xml:space="preserve">Les merges sur rouge sont bloqués, ce qui élimine une grande cause de séries. Mais il reste des séries dues à d’autres mécanismes, et pour les traiter, il faut les comprendre. Une distinction clé : une série est-elle due à UNE MÊME cause (on s’acharne sur un problème qu’on ne résout pas — chaque tentative échoue sur le même obstacle) ou à des CAUSES DIFFÉRENTES (chaque fix en casse une autre — on joue aux dominos) ? Ces deux types de séries appellent des réponses opposées. Le sujet de cet atelier est d’analyser les séries de la squad pour distinguer ces deux patterns et traiter la bonne racine. On comprend le mécanisme des séries restantes pour les casser efficacement, plutôt que de s’y enliser.</w:t>
       </w:r>
     </w:p>
     <w:p>
@@ -514,7 +514,7 @@
         <w:spacing w:after="80"/>
       </w:pPr>
       <w:r>
-        <w:t xml:space="preserve">Série à cause unique = acharnement : si tous les échecs de la série ont la même cause, c’est qu’on s’acharne sur un problème mal compris — on retente sans avoir résolu l’obstacle de fond. La réponse : arrêter de retenter à l’aveugle, prendre du recul, diagnostiquer vraiment (lien logs #192, playbook #193), ou revert pour casser la série (#191). On sort de l’acharnement par la compréhension.</w:t>
+        <w:t xml:space="preserve">Série à cause unique = acharnement : si tous les échecs de la série ont la même cause, c’est qu’on s’acharne sur un problème mal compris — on retente sans avoir résolu l’obstacle de fond. La réponse : arrêter de retenter à l’aveugle, prendre du recul, diagnostiquer vraiment (lien logs, playbook), ou revert pour casser la série. On sort de l’acharnement par la compréhension.</w:t>
       </w:r>
     </w:p>
     <w:p>
@@ -553,7 +553,7 @@
         <w:spacing w:after="80"/>
       </w:pPr>
       <w:r>
-        <w:t xml:space="preserve">Comprendre les séries permet de les prévenir : une fois les mécanismes compris (acharnement, domino), on peut mettre en place des garde-fous — un seuil d’alerte pour stopper l’acharnement tôt (#200), un renforcement des tests contre le domino. L’analyse débouche sur la prévention.</w:t>
+        <w:t xml:space="preserve">Comprendre les séries permet de les prévenir : une fois les mécanismes compris (acharnement, domino), on peut mettre en place des garde-fous — un seuil d’alerte pour stopper l’acharnement tôt, un renforcement des tests contre le domino. L’analyse débouche sur la prévention.</w:t>
       </w:r>
     </w:p>
     <w:p>
@@ -624,7 +624,7 @@
                 <w:sz w:val="18"/>
                 <w:szCs w:val="18"/>
               </w:rPr>
-              <w:t xml:space="preserve">  Série de 5 échecs -&gt; regarder la cause de chacun :</w:t>
+              <w:t xml:space="preserve"> Série de 5 échecs -&gt; regarder la cause de chacun :</w:t>
             </w:r>
           </w:p>
           <w:p>
@@ -644,7 +644,7 @@
                 <w:sz w:val="18"/>
                 <w:szCs w:val="18"/>
               </w:rPr>
-              <w:t xml:space="preserve">  CAS A (même cause) :  ✗✗✗✗✗ tous = 'test X échoue'</w:t>
+              <w:t xml:space="preserve"> CAS A (même cause) : ✗✗✗✗✗ tous = 'test X échoue'</w:t>
             </w:r>
           </w:p>
           <w:p>
@@ -654,7 +654,7 @@
                 <w:sz w:val="18"/>
                 <w:szCs w:val="18"/>
               </w:rPr>
-              <w:t xml:space="preserve">    -&gt; ACHARNEMENT sur un problème mal compris</w:t>
+              <w:t xml:space="preserve"> -&gt; ACHARNEMENT sur un problème mal compris</w:t>
             </w:r>
           </w:p>
           <w:p>
@@ -664,7 +664,7 @@
                 <w:sz w:val="18"/>
                 <w:szCs w:val="18"/>
               </w:rPr>
-              <w:t xml:space="preserve">    -&gt; stop, diagnostiquer vraiment / revert (#191-193)</w:t>
+              <w:t xml:space="preserve"> -&gt; stop, diagnostiquer vraiment / revert</w:t>
             </w:r>
           </w:p>
           <w:p>
@@ -684,7 +684,7 @@
                 <w:sz w:val="18"/>
                 <w:szCs w:val="18"/>
               </w:rPr>
-              <w:t xml:space="preserve">  CAS B (causes différentes) : ✗(test)✗(dépendance)</w:t>
+              <w:t xml:space="preserve"> CAS B (causes différentes) : ✗(test)✗(dépendance)</w:t>
             </w:r>
           </w:p>
           <w:p>
@@ -694,7 +694,7 @@
                 <w:sz w:val="18"/>
                 <w:szCs w:val="18"/>
               </w:rPr>
-              <w:t xml:space="preserve">    ✗(config)✗(migration)✗(timeout)</w:t>
+              <w:t xml:space="preserve"> ✗(config)✗(migration)✗(timeout)</w:t>
             </w:r>
           </w:p>
           <w:p>
@@ -704,7 +704,7 @@
                 <w:sz w:val="18"/>
                 <w:szCs w:val="18"/>
               </w:rPr>
-              <w:t xml:space="preserve">    -&gt; EFFET DOMINO : fragilité de fond</w:t>
+              <w:t xml:space="preserve"> -&gt; EFFET DOMINO : fragilité de fond</w:t>
             </w:r>
           </w:p>
           <w:p>
@@ -714,7 +714,7 @@
                 <w:sz w:val="18"/>
                 <w:szCs w:val="18"/>
               </w:rPr>
-              <w:t xml:space="preserve">    -&gt; renforcer tests, isoler dépendances (base)</w:t>
+              <w:t xml:space="preserve"> -&gt; renforcer tests, isoler dépendances (base)</w:t>
             </w:r>
           </w:p>
         </w:tc>
@@ -769,7 +769,7 @@
         <w:spacing w:after="80"/>
       </w:pPr>
       <w:r>
-        <w:t xml:space="preserve">Tirer des garde-fous préventifs : de l’analyse, déduire ce qui préviendrait ces séries — un seuil d’alerte précoce (#200) contre l’acharnement, un renforcement des tests contre le domino.</w:t>
+        <w:t xml:space="preserve">Tirer des garde-fous préventifs : de l’analyse, déduire ce qui préviendrait ces séries — un seuil d’alerte précoce contre l’acharnement, un renforcement des tests contre le domino.</w:t>
       </w:r>
     </w:p>
     <w:p>
@@ -1041,7 +1041,7 @@
         <w:spacing w:after="120"/>
       </w:pPr>
       <w:r>
-        <w:t xml:space="preserve">L’analyse comprend les séries. Reste #200 (alerte signal faible — intervenir dès une série de 2 pour éviter qu’elle s’aggrave), qui clôt S04. L’analyse (#199) montre qu’il vaut mieux casser une série tôt — ce que l’alerte précoce (#200) permet.</w:t>
+        <w:t xml:space="preserve">L’analyse comprend les séries. Reste (alerte signal faible — intervenir dès une série de 2 pour éviter qu’elle s’aggrave), qui clôt S04. L’analyse montre qu’il vaut mieux casser une série tôt — ce que l’alerte précoce permet.</w:t>
       </w:r>
     </w:p>
     <w:p>
@@ -1057,7 +1057,7 @@
         <w:spacing w:after="120"/>
       </w:pPr>
       <w:r>
-        <w:t xml:space="preserve">La squad sait analyser ses séries en distinguant l’acharnement (cause unique → diagnostiquer, revert) de l’effet domino (causes différentes → fragilité de fond à traiter), et adapte sa réponse au mécanisme plutôt que de s’enliser, en déduisant des garde-fous préventifs. Les séries restantes sont comprises et traitables à la racine. La mesure Série max échecs du hub baisse. La question S04 comprend ses séries, prête à les prévenir par une alerte précoce (#200).</w:t>
+        <w:t xml:space="preserve">La squad sait analyser ses séries en distinguant l’acharnement (cause unique → diagnostiquer, revert) de l’effet domino (causes différentes → fragilité de fond à traiter), et adapte sa réponse au mécanisme plutôt que de s’enliser, en déduisant des garde-fous préventifs. Les séries restantes sont comprises et traitables à la racine. La mesure Série max échecs du hub baisse. La question S04 comprend ses séries, prête à les prévenir par une alerte précoce.</w:t>
       </w:r>
     </w:p>
     <w:sectPr>
